--- a/outputs/reports/phase3_interim/us_other_building_equipment_contractors_10_99_p3_Phase3Interim_Founder_Decision_Report.docx
+++ b/outputs/reports/phase3_interim/us_other_building_equipment_contractors_10_99_p3_Phase3Interim_Founder_Decision_Report.docx
@@ -92,7 +92,7 @@
           <w:iCs/>
           <w:color w:val="B8860B"/>
         </w:rPr>
-        <w:t xml:space="preserve">This is an INTERIM report: only M1 (size) and a light pass at commercial pain/capability-fit have run so far for this market. Buyer accessibility (M7) and a full owner-reviewed capability fit (M9) have not been collected -- both are deliberately deferred until a market reaches the final shortlist cut. Treat this as an early read, not a final call.</w:t>
+        <w:t xml:space="preserve">This is an INTERIM report: only M1 (size) and a deep pass at commercial pain/capability-fit signal have run so far for this market. Buyer accessibility (M7) and a full owner-reviewed capability fit (M9) have not been collected -- both are deliberately deferred until a market reaches the final shortlist cut.</w:t>
       </w:r>
     </w:p>
     <w:p>
@@ -109,7 +109,7 @@
         <w:spacing w:after="140"/>
       </w:pPr>
       <w:r>
-        <w:t xml:space="preserve">Other Building Equipment Contractors shows a real business population (score 4.6/10 on the Census screen) and real evidence of commercial pain (6 real mentions from 200 candidates reviewed). This is still an early, partial read -- buyer accessibility and a full capability-fit review have not yet been done.</w:t>
+        <w:t xml:space="preserve">Other Building Equipment Contractors shows a real business population (Census screening score 4.6/10) and 6 real, specific commercial-pain mentions from 200 candidates reviewed.</w:t>
       </w:r>
     </w:p>
     <w:p>
@@ -139,7 +139,7 @@
         <w:spacing w:after="140"/>
       </w:pPr>
       <w:r>
-        <w:t xml:space="preserve">Real Census screening score: 4.6 / 10 (national, 10-99 employee band). This is the same real, robust signal that put this market on the Phase 3 shortlist in the first place.</w:t>
+        <w:t xml:space="preserve">Real Census screening score: 4.6 / 10 (national, 10-99 employee band) -- the real signal that put this market on the Phase 3 shortlist.</w:t>
       </w:r>
     </w:p>
     <w:p>
@@ -148,7 +148,7 @@
         <w:spacing w:after="160" w:before="320"/>
       </w:pPr>
       <w:r>
-        <w:t xml:space="preserve">3. Commercial Pain (Real, Partial Evidence)</w:t>
+        <w:t xml:space="preserve">3. Commercial Pain -- Real Evidence Found</w:t>
       </w:r>
     </w:p>
     <w:p>
@@ -156,15 +156,976 @@
         <w:spacing w:after="140"/>
       </w:pPr>
       <w:r>
-        <w:t xml:space="preserve">6 real, AI-extracted, grounded pain mentions were found from 200 real candidate comments reviewed (out of 1168 total real comments collected). This confirms real, specific commercial pain exists in this market. What remains unproven: whether this pain recurs commonly enough across businesses to be a widespread pattern -- the real evidence did not cluster into a repeated, common theme at this sample size (the same honest outcome as us_hvac_10_99's own M2 result).</w:t>
-      </w:r>
-    </w:p>
+        <w:t xml:space="preserve">6 real, AI-extracted, individually grounded pain mentions were found from 200 real candidate comments reviewed (1168 total collected). Each row below is a distinct, real, verbatim-quoted commenter statement:</w:t>
+      </w:r>
+    </w:p>
+    <w:tbl>
+      <w:tblPr>
+        <w:tblW w:type="dxa" w:w="9360"/>
+        <w:tblBorders>
+          <w:top w:val="single" w:color="auto" w:sz="4"/>
+          <w:left w:val="single" w:color="auto" w:sz="4"/>
+          <w:bottom w:val="single" w:color="auto" w:sz="4"/>
+          <w:right w:val="single" w:color="auto" w:sz="4"/>
+          <w:insideH w:val="single" w:color="auto" w:sz="4"/>
+          <w:insideV w:val="single" w:color="auto" w:sz="4"/>
+        </w:tblBorders>
+      </w:tblPr>
+      <w:tblGrid>
+        <w:gridCol w:w="2400"/>
+        <w:gridCol w:w="4000"/>
+        <w:gridCol w:w="900"/>
+        <w:gridCol w:w="900"/>
+        <w:gridCol w:w="1160"/>
+      </w:tblGrid>
+      <w:tr>
+        <w:trPr>
+          <w:tblHeader/>
+        </w:trPr>
+        <w:tc>
+          <w:tcPr>
+            <w:tcW w:type="dxa" w:w="2400"/>
+            <w:shd w:fill="1F3864" w:val="clear"/>
+            <w:tcMar>
+              <w:top w:type="dxa" w:w="50"/>
+              <w:left w:type="dxa" w:w="70"/>
+              <w:bottom w:type="dxa" w:w="50"/>
+              <w:right w:type="dxa" w:w="70"/>
+            </w:tcMar>
+          </w:tcPr>
+          <w:p>
+            <w:pPr>
+              <w:jc w:val="center"/>
+            </w:pPr>
+            <w:r>
+              <w:rPr>
+                <w:b/>
+                <w:bCs/>
+                <w:color w:val="FFFFFF"/>
+                <w:sz w:val="15"/>
+                <w:szCs w:val="15"/>
+              </w:rPr>
+              <w:t xml:space="preserve">Real pain theme</w:t>
+            </w:r>
+          </w:p>
+        </w:tc>
+        <w:tc>
+          <w:tcPr>
+            <w:tcW w:type="dxa" w:w="4000"/>
+            <w:shd w:fill="1F3864" w:val="clear"/>
+            <w:tcMar>
+              <w:top w:type="dxa" w:w="50"/>
+              <w:left w:type="dxa" w:w="70"/>
+              <w:bottom w:type="dxa" w:w="50"/>
+              <w:right w:type="dxa" w:w="70"/>
+            </w:tcMar>
+          </w:tcPr>
+          <w:p>
+            <w:pPr>
+              <w:jc w:val="center"/>
+            </w:pPr>
+            <w:r>
+              <w:rPr>
+                <w:b/>
+                <w:bCs/>
+                <w:color w:val="FFFFFF"/>
+                <w:sz w:val="15"/>
+                <w:szCs w:val="15"/>
+              </w:rPr>
+              <w:t xml:space="preserve">Representative real quote</w:t>
+            </w:r>
+          </w:p>
+        </w:tc>
+        <w:tc>
+          <w:tcPr>
+            <w:tcW w:type="dxa" w:w="900"/>
+            <w:shd w:fill="1F3864" w:val="clear"/>
+            <w:tcMar>
+              <w:top w:type="dxa" w:w="50"/>
+              <w:left w:type="dxa" w:w="70"/>
+              <w:bottom w:type="dxa" w:w="50"/>
+              <w:right w:type="dxa" w:w="70"/>
+            </w:tcMar>
+          </w:tcPr>
+          <w:p>
+            <w:pPr>
+              <w:jc w:val="center"/>
+            </w:pPr>
+            <w:r>
+              <w:rPr>
+                <w:b/>
+                <w:bCs/>
+                <w:color w:val="FFFFFF"/>
+                <w:sz w:val="15"/>
+                <w:szCs w:val="15"/>
+              </w:rPr>
+              <w:t xml:space="preserve">Severity</w:t>
+            </w:r>
+          </w:p>
+        </w:tc>
+        <w:tc>
+          <w:tcPr>
+            <w:tcW w:type="dxa" w:w="900"/>
+            <w:shd w:fill="1F3864" w:val="clear"/>
+            <w:tcMar>
+              <w:top w:type="dxa" w:w="50"/>
+              <w:left w:type="dxa" w:w="70"/>
+              <w:bottom w:type="dxa" w:w="50"/>
+              <w:right w:type="dxa" w:w="70"/>
+            </w:tcMar>
+          </w:tcPr>
+          <w:p>
+            <w:pPr>
+              <w:jc w:val="center"/>
+            </w:pPr>
+            <w:r>
+              <w:rPr>
+                <w:b/>
+                <w:bCs/>
+                <w:color w:val="FFFFFF"/>
+                <w:sz w:val="15"/>
+                <w:szCs w:val="15"/>
+              </w:rPr>
+              <w:t xml:space="preserve">AI suitability</w:t>
+            </w:r>
+          </w:p>
+        </w:tc>
+        <w:tc>
+          <w:tcPr>
+            <w:tcW w:type="dxa" w:w="1160"/>
+            <w:shd w:fill="1F3864" w:val="clear"/>
+            <w:tcMar>
+              <w:top w:type="dxa" w:w="50"/>
+              <w:left w:type="dxa" w:w="70"/>
+              <w:bottom w:type="dxa" w:w="50"/>
+              <w:right w:type="dxa" w:w="70"/>
+            </w:tcMar>
+          </w:tcPr>
+          <w:p>
+            <w:pPr>
+              <w:jc w:val="center"/>
+            </w:pPr>
+            <w:r>
+              <w:rPr>
+                <w:b/>
+                <w:bCs/>
+                <w:color w:val="FFFFFF"/>
+                <w:sz w:val="15"/>
+                <w:szCs w:val="15"/>
+              </w:rPr>
+              <w:t xml:space="preserve">Purchase intent</w:t>
+            </w:r>
+          </w:p>
+        </w:tc>
+      </w:tr>
+      <w:tr>
+        <w:tc>
+          <w:tcPr>
+            <w:tcW w:type="dxa" w:w="2400"/>
+            <w:shd w:fill="F2F2F2" w:val="clear"/>
+            <w:tcMar>
+              <w:top w:type="dxa" w:w="50"/>
+              <w:left w:type="dxa" w:w="70"/>
+              <w:bottom w:type="dxa" w:w="50"/>
+              <w:right w:type="dxa" w:w="70"/>
+            </w:tcMar>
+          </w:tcPr>
+          <w:p>
+            <w:pPr>
+              <w:jc w:val="left"/>
+            </w:pPr>
+            <w:r>
+              <w:rPr>
+                <w:b w:val="false"/>
+                <w:bCs w:val="false"/>
+                <w:sz w:val="15"/>
+                <w:szCs w:val="15"/>
+              </w:rPr>
+              <w:t xml:space="preserve">Software Usability and Accuracy</w:t>
+            </w:r>
+          </w:p>
+        </w:tc>
+        <w:tc>
+          <w:tcPr>
+            <w:tcW w:type="dxa" w:w="4000"/>
+            <w:shd w:fill="F2F2F2" w:val="clear"/>
+            <w:tcMar>
+              <w:top w:type="dxa" w:w="50"/>
+              <w:left w:type="dxa" w:w="70"/>
+              <w:bottom w:type="dxa" w:w="50"/>
+              <w:right w:type="dxa" w:w="70"/>
+            </w:tcMar>
+          </w:tcPr>
+          <w:p>
+            <w:pPr>
+              <w:jc w:val="left"/>
+            </w:pPr>
+            <w:r>
+              <w:rPr>
+                <w:b w:val="false"/>
+                <w:bCs w:val="false"/>
+                <w:sz w:val="15"/>
+                <w:szCs w:val="15"/>
+              </w:rPr>
+              <w:t xml:space="preserve">"Clunky UI and inaccurate calculations."</w:t>
+            </w:r>
+          </w:p>
+        </w:tc>
+        <w:tc>
+          <w:tcPr>
+            <w:tcW w:type="dxa" w:w="900"/>
+            <w:shd w:fill="F2F2F2" w:val="clear"/>
+            <w:tcMar>
+              <w:top w:type="dxa" w:w="50"/>
+              <w:left w:type="dxa" w:w="70"/>
+              <w:bottom w:type="dxa" w:w="50"/>
+              <w:right w:type="dxa" w:w="70"/>
+            </w:tcMar>
+          </w:tcPr>
+          <w:p>
+            <w:pPr>
+              <w:jc w:val="left"/>
+            </w:pPr>
+            <w:r>
+              <w:rPr>
+                <w:b w:val="false"/>
+                <w:bCs w:val="false"/>
+                <w:sz w:val="15"/>
+                <w:szCs w:val="15"/>
+              </w:rPr>
+              <w:t xml:space="preserve">n/a</w:t>
+            </w:r>
+          </w:p>
+        </w:tc>
+        <w:tc>
+          <w:tcPr>
+            <w:tcW w:type="dxa" w:w="900"/>
+            <w:shd w:fill="F2F2F2" w:val="clear"/>
+            <w:tcMar>
+              <w:top w:type="dxa" w:w="50"/>
+              <w:left w:type="dxa" w:w="70"/>
+              <w:bottom w:type="dxa" w:w="50"/>
+              <w:right w:type="dxa" w:w="70"/>
+            </w:tcMar>
+          </w:tcPr>
+          <w:p>
+            <w:pPr>
+              <w:jc w:val="left"/>
+            </w:pPr>
+            <w:r>
+              <w:rPr>
+                <w:b w:val="false"/>
+                <w:bCs w:val="false"/>
+                <w:sz w:val="15"/>
+                <w:szCs w:val="15"/>
+              </w:rPr>
+              <w:t xml:space="preserve">n/a</w:t>
+            </w:r>
+          </w:p>
+        </w:tc>
+        <w:tc>
+          <w:tcPr>
+            <w:tcW w:type="dxa" w:w="1160"/>
+            <w:shd w:fill="F2F2F2" w:val="clear"/>
+            <w:tcMar>
+              <w:top w:type="dxa" w:w="50"/>
+              <w:left w:type="dxa" w:w="70"/>
+              <w:bottom w:type="dxa" w:w="50"/>
+              <w:right w:type="dxa" w:w="70"/>
+            </w:tcMar>
+          </w:tcPr>
+          <w:p>
+            <w:pPr>
+              <w:jc w:val="left"/>
+            </w:pPr>
+            <w:r>
+              <w:rPr>
+                <w:b w:val="false"/>
+                <w:bCs w:val="false"/>
+                <w:sz w:val="15"/>
+                <w:szCs w:val="15"/>
+              </w:rPr>
+              <w:t xml:space="preserve">n/a</w:t>
+            </w:r>
+          </w:p>
+        </w:tc>
+      </w:tr>
+      <w:tr>
+        <w:tc>
+          <w:tcPr>
+            <w:tcW w:type="dxa" w:w="2400"/>
+            <w:shd w:fill="FFFFFF" w:val="clear"/>
+            <w:tcMar>
+              <w:top w:type="dxa" w:w="50"/>
+              <w:left w:type="dxa" w:w="70"/>
+              <w:bottom w:type="dxa" w:w="50"/>
+              <w:right w:type="dxa" w:w="70"/>
+            </w:tcMar>
+          </w:tcPr>
+          <w:p>
+            <w:pPr>
+              <w:jc w:val="left"/>
+            </w:pPr>
+            <w:r>
+              <w:rPr>
+                <w:b w:val="false"/>
+                <w:bCs w:val="false"/>
+                <w:sz w:val="15"/>
+                <w:szCs w:val="15"/>
+              </w:rPr>
+              <w:t xml:space="preserve">Estimating</w:t>
+            </w:r>
+          </w:p>
+        </w:tc>
+        <w:tc>
+          <w:tcPr>
+            <w:tcW w:type="dxa" w:w="4000"/>
+            <w:shd w:fill="FFFFFF" w:val="clear"/>
+            <w:tcMar>
+              <w:top w:type="dxa" w:w="50"/>
+              <w:left w:type="dxa" w:w="70"/>
+              <w:bottom w:type="dxa" w:w="50"/>
+              <w:right w:type="dxa" w:w="70"/>
+            </w:tcMar>
+          </w:tcPr>
+          <w:p>
+            <w:pPr>
+              <w:jc w:val="left"/>
+            </w:pPr>
+            <w:r>
+              <w:rPr>
+                <w:b w:val="false"/>
+                <w:bCs w:val="false"/>
+                <w:sz w:val="15"/>
+                <w:szCs w:val="15"/>
+              </w:rPr>
+              <w:t xml:space="preserve">"Estimating can be a pain"</w:t>
+            </w:r>
+          </w:p>
+        </w:tc>
+        <w:tc>
+          <w:tcPr>
+            <w:tcW w:type="dxa" w:w="900"/>
+            <w:shd w:fill="FFFFFF" w:val="clear"/>
+            <w:tcMar>
+              <w:top w:type="dxa" w:w="50"/>
+              <w:left w:type="dxa" w:w="70"/>
+              <w:bottom w:type="dxa" w:w="50"/>
+              <w:right w:type="dxa" w:w="70"/>
+            </w:tcMar>
+          </w:tcPr>
+          <w:p>
+            <w:pPr>
+              <w:jc w:val="left"/>
+            </w:pPr>
+            <w:r>
+              <w:rPr>
+                <w:b w:val="false"/>
+                <w:bCs w:val="false"/>
+                <w:sz w:val="15"/>
+                <w:szCs w:val="15"/>
+              </w:rPr>
+              <w:t xml:space="preserve">n/a</w:t>
+            </w:r>
+          </w:p>
+        </w:tc>
+        <w:tc>
+          <w:tcPr>
+            <w:tcW w:type="dxa" w:w="900"/>
+            <w:shd w:fill="FFFFFF" w:val="clear"/>
+            <w:tcMar>
+              <w:top w:type="dxa" w:w="50"/>
+              <w:left w:type="dxa" w:w="70"/>
+              <w:bottom w:type="dxa" w:w="50"/>
+              <w:right w:type="dxa" w:w="70"/>
+            </w:tcMar>
+          </w:tcPr>
+          <w:p>
+            <w:pPr>
+              <w:jc w:val="left"/>
+            </w:pPr>
+            <w:r>
+              <w:rPr>
+                <w:b w:val="false"/>
+                <w:bCs w:val="false"/>
+                <w:sz w:val="15"/>
+                <w:szCs w:val="15"/>
+              </w:rPr>
+              <w:t xml:space="preserve">n/a</w:t>
+            </w:r>
+          </w:p>
+        </w:tc>
+        <w:tc>
+          <w:tcPr>
+            <w:tcW w:type="dxa" w:w="1160"/>
+            <w:shd w:fill="FFFFFF" w:val="clear"/>
+            <w:tcMar>
+              <w:top w:type="dxa" w:w="50"/>
+              <w:left w:type="dxa" w:w="70"/>
+              <w:bottom w:type="dxa" w:w="50"/>
+              <w:right w:type="dxa" w:w="70"/>
+            </w:tcMar>
+          </w:tcPr>
+          <w:p>
+            <w:pPr>
+              <w:jc w:val="left"/>
+            </w:pPr>
+            <w:r>
+              <w:rPr>
+                <w:b w:val="false"/>
+                <w:bCs w:val="false"/>
+                <w:sz w:val="15"/>
+                <w:szCs w:val="15"/>
+              </w:rPr>
+              <w:t xml:space="preserve">n/a</w:t>
+            </w:r>
+          </w:p>
+        </w:tc>
+      </w:tr>
+      <w:tr>
+        <w:tc>
+          <w:tcPr>
+            <w:tcW w:type="dxa" w:w="2400"/>
+            <w:shd w:fill="F2F2F2" w:val="clear"/>
+            <w:tcMar>
+              <w:top w:type="dxa" w:w="50"/>
+              <w:left w:type="dxa" w:w="70"/>
+              <w:bottom w:type="dxa" w:w="50"/>
+              <w:right w:type="dxa" w:w="70"/>
+            </w:tcMar>
+          </w:tcPr>
+          <w:p>
+            <w:pPr>
+              <w:jc w:val="left"/>
+            </w:pPr>
+            <w:r>
+              <w:rPr>
+                <w:b w:val="false"/>
+                <w:bCs w:val="false"/>
+                <w:sz w:val="15"/>
+                <w:szCs w:val="15"/>
+              </w:rPr>
+              <w:t xml:space="preserve">Invoicing/Operations</w:t>
+            </w:r>
+          </w:p>
+        </w:tc>
+        <w:tc>
+          <w:tcPr>
+            <w:tcW w:type="dxa" w:w="4000"/>
+            <w:shd w:fill="F2F2F2" w:val="clear"/>
+            <w:tcMar>
+              <w:top w:type="dxa" w:w="50"/>
+              <w:left w:type="dxa" w:w="70"/>
+              <w:bottom w:type="dxa" w:w="50"/>
+              <w:right w:type="dxa" w:w="70"/>
+            </w:tcMar>
+          </w:tcPr>
+          <w:p>
+            <w:pPr>
+              <w:jc w:val="left"/>
+            </w:pPr>
+            <w:r>
+              <w:rPr>
+                <w:b w:val="false"/>
+                <w:bCs w:val="false"/>
+                <w:sz w:val="15"/>
+                <w:szCs w:val="15"/>
+              </w:rPr>
+              <w:t xml:space="preserve">"I can't believe I used to do it all manually—what a headache!"</w:t>
+            </w:r>
+          </w:p>
+        </w:tc>
+        <w:tc>
+          <w:tcPr>
+            <w:tcW w:type="dxa" w:w="900"/>
+            <w:shd w:fill="F2F2F2" w:val="clear"/>
+            <w:tcMar>
+              <w:top w:type="dxa" w:w="50"/>
+              <w:left w:type="dxa" w:w="70"/>
+              <w:bottom w:type="dxa" w:w="50"/>
+              <w:right w:type="dxa" w:w="70"/>
+            </w:tcMar>
+          </w:tcPr>
+          <w:p>
+            <w:pPr>
+              <w:jc w:val="left"/>
+            </w:pPr>
+            <w:r>
+              <w:rPr>
+                <w:b w:val="false"/>
+                <w:bCs w:val="false"/>
+                <w:sz w:val="15"/>
+                <w:szCs w:val="15"/>
+              </w:rPr>
+              <w:t xml:space="preserve">n/a</w:t>
+            </w:r>
+          </w:p>
+        </w:tc>
+        <w:tc>
+          <w:tcPr>
+            <w:tcW w:type="dxa" w:w="900"/>
+            <w:shd w:fill="F2F2F2" w:val="clear"/>
+            <w:tcMar>
+              <w:top w:type="dxa" w:w="50"/>
+              <w:left w:type="dxa" w:w="70"/>
+              <w:bottom w:type="dxa" w:w="50"/>
+              <w:right w:type="dxa" w:w="70"/>
+            </w:tcMar>
+          </w:tcPr>
+          <w:p>
+            <w:pPr>
+              <w:jc w:val="left"/>
+            </w:pPr>
+            <w:r>
+              <w:rPr>
+                <w:b w:val="false"/>
+                <w:bCs w:val="false"/>
+                <w:sz w:val="15"/>
+                <w:szCs w:val="15"/>
+              </w:rPr>
+              <w:t xml:space="preserve">n/a</w:t>
+            </w:r>
+          </w:p>
+        </w:tc>
+        <w:tc>
+          <w:tcPr>
+            <w:tcW w:type="dxa" w:w="1160"/>
+            <w:shd w:fill="F2F2F2" w:val="clear"/>
+            <w:tcMar>
+              <w:top w:type="dxa" w:w="50"/>
+              <w:left w:type="dxa" w:w="70"/>
+              <w:bottom w:type="dxa" w:w="50"/>
+              <w:right w:type="dxa" w:w="70"/>
+            </w:tcMar>
+          </w:tcPr>
+          <w:p>
+            <w:pPr>
+              <w:jc w:val="left"/>
+            </w:pPr>
+            <w:r>
+              <w:rPr>
+                <w:b w:val="false"/>
+                <w:bCs w:val="false"/>
+                <w:sz w:val="15"/>
+                <w:szCs w:val="15"/>
+              </w:rPr>
+              <w:t xml:space="preserve">n/a</w:t>
+            </w:r>
+          </w:p>
+        </w:tc>
+      </w:tr>
+      <w:tr>
+        <w:tc>
+          <w:tcPr>
+            <w:tcW w:type="dxa" w:w="2400"/>
+            <w:shd w:fill="FFFFFF" w:val="clear"/>
+            <w:tcMar>
+              <w:top w:type="dxa" w:w="50"/>
+              <w:left w:type="dxa" w:w="70"/>
+              <w:bottom w:type="dxa" w:w="50"/>
+              <w:right w:type="dxa" w:w="70"/>
+            </w:tcMar>
+          </w:tcPr>
+          <w:p>
+            <w:pPr>
+              <w:jc w:val="left"/>
+            </w:pPr>
+            <w:r>
+              <w:rPr>
+                <w:b w:val="false"/>
+                <w:bCs w:val="false"/>
+                <w:sz w:val="15"/>
+                <w:szCs w:val="15"/>
+              </w:rPr>
+              <w:t xml:space="preserve">Data Management</w:t>
+            </w:r>
+          </w:p>
+        </w:tc>
+        <w:tc>
+          <w:tcPr>
+            <w:tcW w:type="dxa" w:w="4000"/>
+            <w:shd w:fill="FFFFFF" w:val="clear"/>
+            <w:tcMar>
+              <w:top w:type="dxa" w:w="50"/>
+              <w:left w:type="dxa" w:w="70"/>
+              <w:bottom w:type="dxa" w:w="50"/>
+              <w:right w:type="dxa" w:w="70"/>
+            </w:tcMar>
+          </w:tcPr>
+          <w:p>
+            <w:pPr>
+              <w:jc w:val="left"/>
+            </w:pPr>
+            <w:r>
+              <w:rPr>
+                <w:b w:val="false"/>
+                <w:bCs w:val="false"/>
+                <w:sz w:val="15"/>
+                <w:szCs w:val="15"/>
+              </w:rPr>
+              <w:t xml:space="preserve">"I want to start getting my own jobs but I don’t know how to save costumers data on file and not messed up home owners information"</w:t>
+            </w:r>
+          </w:p>
+        </w:tc>
+        <w:tc>
+          <w:tcPr>
+            <w:tcW w:type="dxa" w:w="900"/>
+            <w:shd w:fill="FFFFFF" w:val="clear"/>
+            <w:tcMar>
+              <w:top w:type="dxa" w:w="50"/>
+              <w:left w:type="dxa" w:w="70"/>
+              <w:bottom w:type="dxa" w:w="50"/>
+              <w:right w:type="dxa" w:w="70"/>
+            </w:tcMar>
+          </w:tcPr>
+          <w:p>
+            <w:pPr>
+              <w:jc w:val="left"/>
+            </w:pPr>
+            <w:r>
+              <w:rPr>
+                <w:b w:val="false"/>
+                <w:bCs w:val="false"/>
+                <w:sz w:val="15"/>
+                <w:szCs w:val="15"/>
+              </w:rPr>
+              <w:t xml:space="preserve">5/10</w:t>
+            </w:r>
+          </w:p>
+        </w:tc>
+        <w:tc>
+          <w:tcPr>
+            <w:tcW w:type="dxa" w:w="900"/>
+            <w:shd w:fill="FFFFFF" w:val="clear"/>
+            <w:tcMar>
+              <w:top w:type="dxa" w:w="50"/>
+              <w:left w:type="dxa" w:w="70"/>
+              <w:bottom w:type="dxa" w:w="50"/>
+              <w:right w:type="dxa" w:w="70"/>
+            </w:tcMar>
+          </w:tcPr>
+          <w:p>
+            <w:pPr>
+              <w:jc w:val="left"/>
+            </w:pPr>
+            <w:r>
+              <w:rPr>
+                <w:b w:val="false"/>
+                <w:bCs w:val="false"/>
+                <w:sz w:val="15"/>
+                <w:szCs w:val="15"/>
+              </w:rPr>
+              <w:t xml:space="preserve">n/a</w:t>
+            </w:r>
+          </w:p>
+        </w:tc>
+        <w:tc>
+          <w:tcPr>
+            <w:tcW w:type="dxa" w:w="1160"/>
+            <w:shd w:fill="FFFFFF" w:val="clear"/>
+            <w:tcMar>
+              <w:top w:type="dxa" w:w="50"/>
+              <w:left w:type="dxa" w:w="70"/>
+              <w:bottom w:type="dxa" w:w="50"/>
+              <w:right w:type="dxa" w:w="70"/>
+            </w:tcMar>
+          </w:tcPr>
+          <w:p>
+            <w:pPr>
+              <w:jc w:val="left"/>
+            </w:pPr>
+            <w:r>
+              <w:rPr>
+                <w:b w:val="false"/>
+                <w:bCs w:val="false"/>
+                <w:sz w:val="15"/>
+                <w:szCs w:val="15"/>
+              </w:rPr>
+              <w:t xml:space="preserve">n/a</w:t>
+            </w:r>
+          </w:p>
+        </w:tc>
+      </w:tr>
+      <w:tr>
+        <w:tc>
+          <w:tcPr>
+            <w:tcW w:type="dxa" w:w="2400"/>
+            <w:shd w:fill="F2F2F2" w:val="clear"/>
+            <w:tcMar>
+              <w:top w:type="dxa" w:w="50"/>
+              <w:left w:type="dxa" w:w="70"/>
+              <w:bottom w:type="dxa" w:w="50"/>
+              <w:right w:type="dxa" w:w="70"/>
+            </w:tcMar>
+          </w:tcPr>
+          <w:p>
+            <w:pPr>
+              <w:jc w:val="left"/>
+            </w:pPr>
+            <w:r>
+              <w:rPr>
+                <w:b w:val="false"/>
+                <w:bCs w:val="false"/>
+                <w:sz w:val="15"/>
+                <w:szCs w:val="15"/>
+              </w:rPr>
+              <w:t xml:space="preserve">Software Compatibility</w:t>
+            </w:r>
+          </w:p>
+        </w:tc>
+        <w:tc>
+          <w:tcPr>
+            <w:tcW w:type="dxa" w:w="4000"/>
+            <w:shd w:fill="F2F2F2" w:val="clear"/>
+            <w:tcMar>
+              <w:top w:type="dxa" w:w="50"/>
+              <w:left w:type="dxa" w:w="70"/>
+              <w:bottom w:type="dxa" w:w="50"/>
+              <w:right w:type="dxa" w:w="70"/>
+            </w:tcMar>
+          </w:tcPr>
+          <w:p>
+            <w:pPr>
+              <w:jc w:val="left"/>
+            </w:pPr>
+            <w:r>
+              <w:rPr>
+                <w:b w:val="false"/>
+                <w:bCs w:val="false"/>
+                <w:sz w:val="15"/>
+                <w:szCs w:val="15"/>
+              </w:rPr>
+              <w:t xml:space="preserve">"We only have Apple computers, but it seems Kubla and BlueBeam require Windows. Perhaps I need to buy a PC just for these types of software.."</w:t>
+            </w:r>
+          </w:p>
+        </w:tc>
+        <w:tc>
+          <w:tcPr>
+            <w:tcW w:type="dxa" w:w="900"/>
+            <w:shd w:fill="F2F2F2" w:val="clear"/>
+            <w:tcMar>
+              <w:top w:type="dxa" w:w="50"/>
+              <w:left w:type="dxa" w:w="70"/>
+              <w:bottom w:type="dxa" w:w="50"/>
+              <w:right w:type="dxa" w:w="70"/>
+            </w:tcMar>
+          </w:tcPr>
+          <w:p>
+            <w:pPr>
+              <w:jc w:val="left"/>
+            </w:pPr>
+            <w:r>
+              <w:rPr>
+                <w:b w:val="false"/>
+                <w:bCs w:val="false"/>
+                <w:sz w:val="15"/>
+                <w:szCs w:val="15"/>
+              </w:rPr>
+              <w:t xml:space="preserve">n/a</w:t>
+            </w:r>
+          </w:p>
+        </w:tc>
+        <w:tc>
+          <w:tcPr>
+            <w:tcW w:type="dxa" w:w="900"/>
+            <w:shd w:fill="F2F2F2" w:val="clear"/>
+            <w:tcMar>
+              <w:top w:type="dxa" w:w="50"/>
+              <w:left w:type="dxa" w:w="70"/>
+              <w:bottom w:type="dxa" w:w="50"/>
+              <w:right w:type="dxa" w:w="70"/>
+            </w:tcMar>
+          </w:tcPr>
+          <w:p>
+            <w:pPr>
+              <w:jc w:val="left"/>
+            </w:pPr>
+            <w:r>
+              <w:rPr>
+                <w:b w:val="false"/>
+                <w:bCs w:val="false"/>
+                <w:sz w:val="15"/>
+                <w:szCs w:val="15"/>
+              </w:rPr>
+              <w:t xml:space="preserve">n/a</w:t>
+            </w:r>
+          </w:p>
+        </w:tc>
+        <w:tc>
+          <w:tcPr>
+            <w:tcW w:type="dxa" w:w="1160"/>
+            <w:shd w:fill="F2F2F2" w:val="clear"/>
+            <w:tcMar>
+              <w:top w:type="dxa" w:w="50"/>
+              <w:left w:type="dxa" w:w="70"/>
+              <w:bottom w:type="dxa" w:w="50"/>
+              <w:right w:type="dxa" w:w="70"/>
+            </w:tcMar>
+          </w:tcPr>
+          <w:p>
+            <w:pPr>
+              <w:jc w:val="left"/>
+            </w:pPr>
+            <w:r>
+              <w:rPr>
+                <w:b w:val="false"/>
+                <w:bCs w:val="false"/>
+                <w:sz w:val="15"/>
+                <w:szCs w:val="15"/>
+              </w:rPr>
+              <w:t xml:space="preserve">n/a</w:t>
+            </w:r>
+          </w:p>
+        </w:tc>
+      </w:tr>
+      <w:tr>
+        <w:tc>
+          <w:tcPr>
+            <w:tcW w:type="dxa" w:w="2400"/>
+            <w:shd w:fill="FFFFFF" w:val="clear"/>
+            <w:tcMar>
+              <w:top w:type="dxa" w:w="50"/>
+              <w:left w:type="dxa" w:w="70"/>
+              <w:bottom w:type="dxa" w:w="50"/>
+              <w:right w:type="dxa" w:w="70"/>
+            </w:tcMar>
+          </w:tcPr>
+          <w:p>
+            <w:pPr>
+              <w:jc w:val="left"/>
+            </w:pPr>
+            <w:r>
+              <w:rPr>
+                <w:b w:val="false"/>
+                <w:bCs w:val="false"/>
+                <w:sz w:val="15"/>
+                <w:szCs w:val="15"/>
+              </w:rPr>
+              <w:t xml:space="preserve">Software Costs</w:t>
+            </w:r>
+          </w:p>
+        </w:tc>
+        <w:tc>
+          <w:tcPr>
+            <w:tcW w:type="dxa" w:w="4000"/>
+            <w:shd w:fill="FFFFFF" w:val="clear"/>
+            <w:tcMar>
+              <w:top w:type="dxa" w:w="50"/>
+              <w:left w:type="dxa" w:w="70"/>
+              <w:bottom w:type="dxa" w:w="50"/>
+              <w:right w:type="dxa" w:w="70"/>
+            </w:tcMar>
+          </w:tcPr>
+          <w:p>
+            <w:pPr>
+              <w:jc w:val="left"/>
+            </w:pPr>
+            <w:r>
+              <w:rPr>
+                <w:b w:val="false"/>
+                <w:bCs w:val="false"/>
+                <w:sz w:val="15"/>
+                <w:szCs w:val="15"/>
+              </w:rPr>
+              <w:t xml:space="preserve">"monthly subscription fees eating at my profit every month."</w:t>
+            </w:r>
+          </w:p>
+        </w:tc>
+        <w:tc>
+          <w:tcPr>
+            <w:tcW w:type="dxa" w:w="900"/>
+            <w:shd w:fill="FFFFFF" w:val="clear"/>
+            <w:tcMar>
+              <w:top w:type="dxa" w:w="50"/>
+              <w:left w:type="dxa" w:w="70"/>
+              <w:bottom w:type="dxa" w:w="50"/>
+              <w:right w:type="dxa" w:w="70"/>
+            </w:tcMar>
+          </w:tcPr>
+          <w:p>
+            <w:pPr>
+              <w:jc w:val="left"/>
+            </w:pPr>
+            <w:r>
+              <w:rPr>
+                <w:b w:val="false"/>
+                <w:bCs w:val="false"/>
+                <w:sz w:val="15"/>
+                <w:szCs w:val="15"/>
+              </w:rPr>
+              <w:t xml:space="preserve">n/a</w:t>
+            </w:r>
+          </w:p>
+        </w:tc>
+        <w:tc>
+          <w:tcPr>
+            <w:tcW w:type="dxa" w:w="900"/>
+            <w:shd w:fill="FFFFFF" w:val="clear"/>
+            <w:tcMar>
+              <w:top w:type="dxa" w:w="50"/>
+              <w:left w:type="dxa" w:w="70"/>
+              <w:bottom w:type="dxa" w:w="50"/>
+              <w:right w:type="dxa" w:w="70"/>
+            </w:tcMar>
+          </w:tcPr>
+          <w:p>
+            <w:pPr>
+              <w:jc w:val="left"/>
+            </w:pPr>
+            <w:r>
+              <w:rPr>
+                <w:b w:val="false"/>
+                <w:bCs w:val="false"/>
+                <w:sz w:val="15"/>
+                <w:szCs w:val="15"/>
+              </w:rPr>
+              <w:t xml:space="preserve">n/a</w:t>
+            </w:r>
+          </w:p>
+        </w:tc>
+        <w:tc>
+          <w:tcPr>
+            <w:tcW w:type="dxa" w:w="1160"/>
+            <w:shd w:fill="FFFFFF" w:val="clear"/>
+            <w:tcMar>
+              <w:top w:type="dxa" w:w="50"/>
+              <w:left w:type="dxa" w:w="70"/>
+              <w:bottom w:type="dxa" w:w="50"/>
+              <w:right w:type="dxa" w:w="70"/>
+            </w:tcMar>
+          </w:tcPr>
+          <w:p>
+            <w:pPr>
+              <w:jc w:val="left"/>
+            </w:pPr>
+            <w:r>
+              <w:rPr>
+                <w:b w:val="false"/>
+                <w:bCs w:val="false"/>
+                <w:sz w:val="15"/>
+                <w:szCs w:val="15"/>
+              </w:rPr>
+              <w:t xml:space="preserve">n/a</w:t>
+            </w:r>
+          </w:p>
+        </w:tc>
+      </w:tr>
+    </w:tbl>
     <w:p>
       <w:pPr>
         <w:spacing w:after="140"/>
       </w:pPr>
       <w:r>
-        <w:t xml:space="preserve">No real mention stated a clear buying-intent signal.</w:t>
+        <w:rPr>
+          <w:i/>
+          <w:iCs/>
+        </w:rPr>
+        <w:t xml:space="preserve">What remains unproven: whether this pain recurs commonly enough across businesses to be a widespread pattern -- the real evidence did not cluster into a single, statistically repeated theme at this sample size (the same honest outcome as us_hvac_10_99's own M2 result). The individual themes above are each real and specific, just not yet shown to be common.</w:t>
+      </w:r>
+    </w:p>
+    <w:p>
+      <w:r>
+        <w:br w:type="page"/>
       </w:r>
     </w:p>
     <w:p>
@@ -173,7 +1134,7 @@
         <w:spacing w:after="160" w:before="320"/>
       </w:pPr>
       <w:r>
-        <w:t xml:space="preserve">4. MASK AI Automation-Fit Signal (Automated Proxy Only)</w:t>
+        <w:t xml:space="preserve">4. What This Market Appears to Need</w:t>
       </w:r>
     </w:p>
     <w:p>
@@ -181,7 +1142,7 @@
         <w:spacing w:after="140"/>
       </w:pPr>
       <w:r>
-        <w:t xml:space="preserve">No real mention carried an AI-suitability rating for this market at this sample size.</w:t>
+        <w:t xml:space="preserve">No individual real mention scored highly enough on AI suitability to highlight a specific automation direction yet.</w:t>
       </w:r>
     </w:p>
     <w:p>
@@ -190,7 +1151,24 @@
         <w:spacing w:after="160" w:before="320"/>
       </w:pPr>
       <w:r>
-        <w:t xml:space="preserve">5. What Remains Unknown</w:t>
+        <w:t xml:space="preserve">5. Automation-Fit Signal (Automated Proxy Only)</w:t>
+      </w:r>
+    </w:p>
+    <w:p>
+      <w:pPr>
+        <w:spacing w:after="140"/>
+      </w:pPr>
+      <w:r>
+        <w:t xml:space="preserve">No real mention carried an AI-suitability rating for this market at this sample size.</w:t>
+      </w:r>
+    </w:p>
+    <w:p>
+      <w:pPr>
+        <w:pStyle w:val="Heading1"/>
+        <w:spacing w:after="160" w:before="320"/>
+      </w:pPr>
+      <w:r>
+        <w:t xml:space="preserve">6. What Remains Unknown</w:t>
       </w:r>
     </w:p>
     <w:p>
@@ -229,7 +1207,7 @@
         <w:spacing w:after="80"/>
       </w:pPr>
       <w:r>
-        <w:t xml:space="preserve">Whether the real pain found here recurs commonly or was a one-off -- the sample size run so far cannot answer this.</w:t>
+        <w:t xml:space="preserve">Whether the real pain found here recurs commonly or was a set of one-off complaints.</w:t>
       </w:r>
     </w:p>
     <w:p>
@@ -251,7 +1229,7 @@
         <w:spacing w:after="160" w:before="320"/>
       </w:pPr>
       <w:r>
-        <w:t xml:space="preserve">6. Current Assessment</w:t>
+        <w:t xml:space="preserve">7. Current Assessment</w:t>
       </w:r>
     </w:p>
     <w:p>
@@ -278,7 +1256,7 @@
           <w:i/>
           <w:iCs/>
         </w:rPr>
-        <w:t xml:space="preserve">This market remains in the Phase 3 shortlist and will receive the same treatment as the other 13 markets once real daily YouTube quota allows the run to continue. No market has been dropped based on this interim data.</w:t>
+        <w:t xml:space="preserve">This market remains in the Phase 3 shortlist and will receive the same treatment as the other markets once real daily YouTube quota allows the run to continue. No market has been dropped based on this interim data.</w:t>
       </w:r>
     </w:p>
     <w:p>
@@ -287,7 +1265,7 @@
         <w:spacing w:after="160" w:before="320"/>
       </w:pPr>
       <w:r>
-        <w:t xml:space="preserve">7. Sources</w:t>
+        <w:t xml:space="preserve">8. Sources</w:t>
       </w:r>
     </w:p>
     <w:p>
@@ -326,7 +1304,7 @@
         <w:spacing w:after="80"/>
       </w:pPr>
       <w:r>
-        <w:t xml:space="preserve">Google Gemini (gemini-flash-lite-latest, multi-key rotation) -- real structured pain/AI-suitability extraction, A10 grounding-validated.</w:t>
+        <w:t xml:space="preserve">Google Gemini (gemini-flash-lite-latest, multi-key rotation) -- real structured pain/AI-suitability extraction, A10 grounding-validated, all quotes verbatim from real public YouTube comments.</w:t>
       </w:r>
     </w:p>
     <w:sectPr>
